--- a/acts-sermons/docx/60_2027-12-05_자기피로사신하나님의교회_행20장28-38절.docx
+++ b/acts-sermons/docx/60_2027-12-05_자기피로사신하나님의교회_행20장28-38절.docx
@@ -660,46 +660,33 @@
           <w:sz w:val="24"/>
           <w:szCs w:val="24"/>
         </w:rPr>
-        <w:t xml:space="preserve">느헤미야는 바벨론 포로 이후 무너진 예루살렘 성벽을 재건하러 돌아온 지도자였습니다. 그런데 성벽 공사가 진행되자 산발랏과 도비야 같은 대적들이 조롱하고 위협하며 공격을 꾀했습니다. 안에서는 백성이 지쳐 흙무더기가 아직도 많으니 성을 건축하지 못하리라고 낙심했습니다.</w:t>
-      </w:r>
-    </w:p>
-    <w:p>
-      <w:pPr>
-        <w:spacing w:after="160" w:line="360"/>
-      </w:pPr>
-      <w:r>
-        <w:rPr>
-          <w:rFonts w:ascii="맑은 고딕" w:cs="맑은 고딕" w:eastAsia="맑은 고딕" w:hAnsi="맑은 고딕"/>
-          <w:sz w:val="24"/>
-          <w:szCs w:val="24"/>
-        </w:rPr>
-        <w:t xml:space="preserve">느헤미야는 기도하면서 동시에 파수꾼을 세웠습니다. 느헤미야 4장 17절은 그 모습을 이렇게 기록합니다. “성을 건축하는 자와 짐을 나르는 자는 다 각각 한 손으로 일을 하며 한 손에는 병기를 잡았는데.” 건축자들은 칼을 허리에 차고 일했고, 나팔 부는 자가 곁에 있었습니다. 그리고 그들은 밤에도 옷을 벗지 않았습니다.</w:t>
-      </w:r>
-    </w:p>
-    <w:p>
-      <w:pPr>
-        <w:spacing w:after="160" w:line="360"/>
-      </w:pPr>
-      <w:r>
-        <w:rPr>
-          <w:rFonts w:ascii="맑은 고딕" w:cs="맑은 고딕" w:eastAsia="맑은 고딕" w:hAnsi="맑은 고딕"/>
-          <w:sz w:val="24"/>
-          <w:szCs w:val="24"/>
-        </w:rPr>
-        <w:t xml:space="preserve">교회도 이와 같습니다. 한 손으로는 세우고, 한 손으로는 지켜야 합니다. 그리고 우리의 병기는 성령의 검, 곧 하나님의 말씀입니다. 느헤미야의 백성이 깨어 있었기에 성벽은 오십이 일 만에 완성되었습니다. 깨어 말씀을 붙드는 교회는 대적의 위협 속에서도 세워집니다.</w:t>
-      </w:r>
-    </w:p>
-    <w:p>
-      <w:pPr>
-        <w:spacing w:after="160" w:line="360"/>
-      </w:pPr>
-      <w:r>
-        <w:rPr>
-          <w:rFonts w:ascii="맑은 고딕" w:cs="맑은 고딕" w:eastAsia="맑은 고딕" w:hAnsi="맑은 고딕"/>
-          <w:sz w:val="24"/>
-          <w:szCs w:val="24"/>
-        </w:rPr>
-        <w:t xml:space="preserve">느헤미야는 또 백성에게 지도자들이 먼저 본을 보이게 했습니다. 지도자들이 깨어 있을 때 백성도 깨어 있습니다.</w:t>
+        <w:t xml:space="preserve">레위기 10장은 성막 예배가 막 시작된 직후의 충격적인 사건을 기록합니다. 아론의 아들 나답과 아비후가 각기 향로를 가져다가 불을 담고 향을 놓아, 여호와께서 명령하지 아니하신 다른 불을 여호와 앞에 분향했습니다. 그러자 여호와 앞에서 불이 나와 그들을 삼켰고, 그들은 여호와 앞에서 죽었습니다(레 10:1-2).</w:t>
+      </w:r>
+    </w:p>
+    <w:p>
+      <w:pPr>
+        <w:spacing w:after="160" w:line="360"/>
+      </w:pPr>
+      <w:r>
+        <w:rPr>
+          <w:rFonts w:ascii="맑은 고딕" w:cs="맑은 고딕" w:eastAsia="맑은 고딕" w:hAnsi="맑은 고딕"/>
+          <w:sz w:val="24"/>
+          <w:szCs w:val="24"/>
+        </w:rPr>
+        <w:t xml:space="preserve">그들은 제사장이었습니다. 바로 앞 장에서 여호와의 영광이 온 백성에게 나타나는 것을 직접 본 사람들이었습니다. 그러나 그들은 하나님께서 정하신 방식이 아니라 자기 생각대로 예배했습니다. 모세는 아론에게 여호와의 말씀을 전했습니다. 하나님은 자기를 가까이하는 자들 가운데서 거룩하다 함을 받고, 온 백성 앞에서 영광을 얻으시겠다는 것이었습니다(레 10:3).</w:t>
+      </w:r>
+    </w:p>
+    <w:p>
+      <w:pPr>
+        <w:spacing w:after="160" w:line="360"/>
+      </w:pPr>
+      <w:r>
+        <w:rPr>
+          <w:rFonts w:ascii="맑은 고딕" w:cs="맑은 고딕" w:eastAsia="맑은 고딕" w:hAnsi="맑은 고딕"/>
+          <w:sz w:val="24"/>
+          <w:szCs w:val="24"/>
+        </w:rPr>
+        <w:t xml:space="preserve">그리고 하나님은 아론에게 이렇게 명하셨습니다. 제사장은 거룩한 것과 속된 것을, 부정한 것과 정한 것을 분별하고, 여호와께서 모세를 통해 이르신 모든 규례를 이스라엘 자손에게 가르쳐야 한다는 것입니다(레 10:10-11). 하나님의 집을 맡은 사람의 첫째 사명은 말씀으로 분별하고 말씀으로 가르치는 것이었습니다. 바울이 에베소 장로들에게 사나운 이리와 어그러진 말을 하는 사람들을 경계하라고 한 것도 같은 이유입니다. 교회를 지키는 병기는 사람의 생각이 아니라 하나님의 말씀입니다. 깨어 말씀을 붙드는 교회가 하나님의 집을 지킵니다.</w:t>
       </w:r>
     </w:p>
     <w:p>

--- a/acts-sermons/docx/60_2027-12-05_자기피로사신하나님의교회_행20장28-38절.docx
+++ b/acts-sermons/docx/60_2027-12-05_자기피로사신하나님의교회_행20장28-38절.docx
@@ -148,7 +148,7 @@
           <w:sz w:val="24"/>
           <w:szCs w:val="24"/>
         </w:rPr>
-        <w:t xml:space="preserve">베드로도 같은 진리를 말합니다. 우리가 대속함을 받은 것은 은이나 금 같이 없어질 것으로 된 것이 아니요 오직 흠 없고 점 없는 어린 양 같은 그리스도의 보배로운 피로 된 것이라고 말합니다.</w:t>
+        <w:t xml:space="preserve">베드로도 같은 진리를 말합니다. 우리가 대속함을 받은 것은 은이나 금 같이 없어질 것으로 된 것이 아니요 오직 흠 없고 점 없는 어린 양 같은 그리스도의 보배로운 피로 된 것이라고 말합니다(벧전 1:18-19).</w:t>
       </w:r>
     </w:p>
     <w:p>
@@ -343,7 +343,7 @@
           <w:sz w:val="24"/>
           <w:szCs w:val="24"/>
         </w:rPr>
-        <w:t xml:space="preserve">구약의 선지자 호세아는 매우 특별한 명령을 받았습니다. 하나님께서 그에게 음란한 여인 고멜과 결혼하라고 하신 것입니다. 호세아는 순종했습니다. 그러나 고멜은 남편을 떠나 다른 남자들을 따라갔습니다. 그리고 결국 노예처럼 팔리는 신세가 되었습니다.</w:t>
+        <w:t xml:space="preserve">구약의 선지자 호세아는 매우 특별한 명령을 받았습니다. 하나님께서 그에게 음란한 여인 고멜과 결혼하라고 하신 것입니다. 호세아는 순종했습니다. 그러나 고멜은 남편을 떠나 다른 남자들을 따라갔습니다. 그리고 결국 값을 치러야만 되찾을 수 있는 비참한 처지가 되었습니다.</w:t>
       </w:r>
     </w:p>
     <w:p>
@@ -1003,7 +1003,7 @@
           <w:sz w:val="24"/>
           <w:szCs w:val="24"/>
         </w:rPr>
-        <w:t xml:space="preserve">그런데 놀라운 일이 일어났습니다. 그들은 기근을 겪는 예루살렘 성도들을 돕기 위한 연보에 힘대로 할 뿐 아니라 힘에 지나도록 자원하여 참여했습니다. 오히려 이 은혜와 성도 섬기는 일에 참여함에 대하여 우리에게 간절히 구했다고 바울은 증언합니다. 그들은 연보를 부담으로 여기지 않고 특권으로 여겼습니다.</w:t>
+        <w:t xml:space="preserve">그런데 놀라운 일이 일어났습니다. 그들은 가난한 예루살렘 성도들을 돕기 위한 연보에 힘대로 할 뿐 아니라 힘에 지나도록 자원하여 참여했습니다. 오히려 이 은혜와 성도 섬기는 일에 참여함에 대하여 우리에게 간절히 구했다고 바울은 증언합니다. 그들은 연보를 부담으로 여기지 않고 특권으로 여겼습니다.</w:t>
       </w:r>
     </w:p>
     <w:p>
